--- a/pr-preview/pr-69/chapters/21-g-methods-time-varying.docx
+++ b/pr-preview/pr-69/chapters/21-g-methods-time-varying.docx
@@ -4189,52 +4189,54 @@
                   </m:accPr>
                   <m:e>
                     <m:r>
+                      <m:rPr>
+                        <m:nor/>
+                        <m:sty m:val="p"/>
+                      </m:rPr>
                       <m:t>E</m:t>
                     </m:r>
                   </m:e>
                 </m:acc>
-                <m:r>
-                  <m:rPr>
-                    <m:sty m:val="p"/>
-                  </m:rPr>
-                  <m:t>[</m:t>
-                </m:r>
-                <m:sSup>
+                <m:sSub>
                   <m:e>
-                    <m:r>
-                      <m:t>Y</m:t>
-                    </m:r>
-                  </m:e>
-                  <m:sup>
-                    <m:sSub>
+                    <m:d>
+                      <m:dPr>
+                        <m:begChr m:val="["/>
+                        <m:sepChr m:val=""/>
+                        <m:endChr m:val="]"/>
+                        <m:grow/>
+                      </m:dPr>
                       <m:e>
-                        <m:acc>
-                          <m:accPr>
-                            <m:chr m:val="‾"/>
-                          </m:accPr>
+                        <m:sSup>
                           <m:e>
                             <m:r>
-                              <m:t>a</m:t>
+                              <m:t>Y</m:t>
                             </m:r>
                           </m:e>
-                        </m:acc>
+                          <m:sup>
+                            <m:sSub>
+                              <m:e>
+                                <m:acc>
+                                  <m:accPr>
+                                    <m:chr m:val="‾"/>
+                                  </m:accPr>
+                                  <m:e>
+                                    <m:r>
+                                      <m:t>a</m:t>
+                                    </m:r>
+                                  </m:e>
+                                </m:acc>
+                              </m:e>
+                              <m:sub>
+                                <m:r>
+                                  <m:t>K</m:t>
+                                </m:r>
+                              </m:sub>
+                            </m:sSub>
+                          </m:sup>
+                        </m:sSup>
                       </m:e>
-                      <m:sub>
-                        <m:r>
-                          <m:t>K</m:t>
-                        </m:r>
-                      </m:sub>
-                    </m:sSub>
-                  </m:sup>
-                </m:sSup>
-                <m:sSub>
-                  <m:e>
-                    <m:r>
-                      <m:rPr>
-                        <m:sty m:val="p"/>
-                      </m:rPr>
-                      <m:t>]</m:t>
-                    </m:r>
+                    </m:d>
                   </m:e>
                   <m:sub>
                     <m:r>

--- a/pr-preview/pr-69/chapters/21-g-methods-time-varying.docx
+++ b/pr-preview/pr-69/chapters/21-g-methods-time-varying.docx
@@ -7023,6 +7023,15 @@
               <m:r>
                 <m:t>k</m:t>
               </m:r>
+              <m:r>
+                <m:rPr>
+                  <m:sty m:val="p"/>
+                </m:rPr>
+                <m:t>,</m:t>
+              </m:r>
+              <m:r>
+                <m:t>i</m:t>
+              </m:r>
             </m:sub>
           </m:sSub>
           <m:r>
@@ -7031,18 +7040,9 @@
             </m:rPr>
             <m:t>(</m:t>
           </m:r>
-          <m:sSub>
-            <m:e>
-              <m:r>
-                <m:t>ψ</m:t>
-              </m:r>
-            </m:e>
-            <m:sub>
-              <m:r>
-                <m:t>i</m:t>
-              </m:r>
-            </m:sub>
-          </m:sSub>
+          <m:r>
+            <m:t>ψ</m:t>
+          </m:r>
           <m:r>
             <m:rPr>
               <m:sty m:val="p"/>
